--- a/docs/questions/qs-determinants.docx
+++ b/docs/questions/qs-determinants.docx
@@ -52,7 +52,7 @@
         </w:rPr>
         <w:t xml:space="preserve"> </w:t>
       </w:r>
-      <w:hyperlink r:id="rId20">
+      <w:hyperlink r:id="rId9">
         <w:r>
           <w:rPr>
             <w:rStyle w:val="Hyperlink"/>
@@ -70,7 +70,7 @@
         <w:t xml:space="preserve">.</w:t>
       </w:r>
     </w:p>
-    <w:bookmarkStart w:id="21" w:name="q1"/>
+    <w:bookmarkStart w:id="10" w:name="q1"/>
     <w:p>
       <w:pPr>
         <w:pStyle w:val="Heading2"/>
@@ -491,8 +491,8 @@
         </m:d>
       </m:oMath>
     </w:p>
-    <w:bookmarkEnd w:id="21"/>
-    <w:bookmarkStart w:id="22" w:name="q2"/>
+    <w:bookmarkEnd w:id="10"/>
+    <w:bookmarkStart w:id="11" w:name="q2"/>
     <w:p>
       <w:pPr>
         <w:pStyle w:val="Heading2"/>
@@ -1084,8 +1084,8 @@
         </m:d>
       </m:oMath>
     </w:p>
-    <w:bookmarkEnd w:id="22"/>
-    <w:bookmarkStart w:id="23" w:name="q3"/>
+    <w:bookmarkEnd w:id="11"/>
+    <w:bookmarkStart w:id="12" w:name="q3"/>
     <w:p>
       <w:pPr>
         <w:pStyle w:val="Heading2"/>
@@ -1683,8 +1683,8 @@
         </m:d>
       </m:oMath>
     </w:p>
-    <w:bookmarkEnd w:id="23"/>
-    <w:bookmarkStart w:id="24" w:name="q4"/>
+    <w:bookmarkEnd w:id="12"/>
+    <w:bookmarkStart w:id="13" w:name="q4"/>
     <w:p>
       <w:pPr>
         <w:pStyle w:val="Heading2"/>
@@ -2301,8 +2301,8 @@
         </m:d>
       </m:oMath>
     </w:p>
-    <w:bookmarkEnd w:id="24"/>
-    <w:bookmarkStart w:id="26" w:name="q5"/>
+    <w:bookmarkEnd w:id="13"/>
+    <w:bookmarkStart w:id="15" w:name="q5"/>
     <w:p>
       <w:pPr>
         <w:pStyle w:val="Heading2"/>
@@ -2407,22 +2407,24 @@
           </m:rPr>
           <m:t>det</m:t>
         </m:r>
-        <m:d>
-          <m:dPr>
-            <m:begChr m:val="("/>
-            <m:sepChr m:val=""/>
-            <m:endChr m:val=")"/>
-            <m:grow/>
-          </m:dPr>
-          <m:e>
-            <m:r>
-              <m:t>3</m:t>
-            </m:r>
-            <m:r>
-              <m:t>A</m:t>
-            </m:r>
-          </m:e>
-        </m:d>
+        <m:r>
+          <m:rPr>
+            <m:sty m:val="p"/>
+          </m:rPr>
+          <m:t>(</m:t>
+        </m:r>
+        <m:r>
+          <m:t>3</m:t>
+        </m:r>
+        <m:r>
+          <m:t>A</m:t>
+        </m:r>
+        <m:r>
+          <m:rPr>
+            <m:sty m:val="p"/>
+          </m:rPr>
+          <m:t>)</m:t>
+        </m:r>
       </m:oMath>
       <w:r>
         <w:t xml:space="preserve">.</w:t>
@@ -2445,19 +2447,21 @@
           </m:rPr>
           <m:t>det</m:t>
         </m:r>
-        <m:d>
-          <m:dPr>
-            <m:begChr m:val="("/>
-            <m:sepChr m:val=""/>
-            <m:endChr m:val=")"/>
-            <m:grow/>
-          </m:dPr>
-          <m:e>
-            <m:r>
-              <m:t>B</m:t>
-            </m:r>
-          </m:e>
-        </m:d>
+        <m:r>
+          <m:rPr>
+            <m:sty m:val="p"/>
+          </m:rPr>
+          <m:t>(</m:t>
+        </m:r>
+        <m:r>
+          <m:t>B</m:t>
+        </m:r>
+        <m:r>
+          <m:rPr>
+            <m:sty m:val="p"/>
+          </m:rPr>
+          <m:t>)</m:t>
+        </m:r>
         <m:r>
           <m:rPr>
             <m:sty m:val="p"/>
@@ -2487,22 +2491,24 @@
           </m:rPr>
           <m:t>det</m:t>
         </m:r>
-        <m:d>
-          <m:dPr>
-            <m:begChr m:val="("/>
-            <m:sepChr m:val=""/>
-            <m:endChr m:val=")"/>
-            <m:grow/>
-          </m:dPr>
-          <m:e>
-            <m:r>
-              <m:t>2</m:t>
-            </m:r>
-            <m:r>
-              <m:t>B</m:t>
-            </m:r>
-          </m:e>
-        </m:d>
+        <m:r>
+          <m:rPr>
+            <m:sty m:val="p"/>
+          </m:rPr>
+          <m:t>(</m:t>
+        </m:r>
+        <m:r>
+          <m:t>2</m:t>
+        </m:r>
+        <m:r>
+          <m:t>B</m:t>
+        </m:r>
+        <m:r>
+          <m:rPr>
+            <m:sty m:val="p"/>
+          </m:rPr>
+          <m:t>)</m:t>
+        </m:r>
       </m:oMath>
       <w:r>
         <w:t xml:space="preserve">.</w:t>
@@ -2570,19 +2576,21 @@
           </m:rPr>
           <m:t>det</m:t>
         </m:r>
-        <m:d>
-          <m:dPr>
-            <m:begChr m:val="("/>
-            <m:sepChr m:val=""/>
-            <m:endChr m:val=")"/>
-            <m:grow/>
-          </m:dPr>
-          <m:e>
-            <m:r>
-              <m:t>C</m:t>
-            </m:r>
-          </m:e>
-        </m:d>
+        <m:r>
+          <m:rPr>
+            <m:sty m:val="p"/>
+          </m:rPr>
+          <m:t>(</m:t>
+        </m:r>
+        <m:r>
+          <m:t>C</m:t>
+        </m:r>
+        <m:r>
+          <m:rPr>
+            <m:sty m:val="p"/>
+          </m:rPr>
+          <m:t>)</m:t>
+        </m:r>
       </m:oMath>
       <w:r>
         <w:t xml:space="preserve">?</w:t>
@@ -2627,76 +2635,80 @@
           </m:rPr>
           <m:t>det</m:t>
         </m:r>
-        <m:d>
-          <m:dPr>
-            <m:begChr m:val="("/>
-            <m:sepChr m:val=""/>
-            <m:endChr m:val=")"/>
-            <m:grow/>
-          </m:dPr>
+        <m:r>
+          <m:rPr>
+            <m:sty m:val="p"/>
+          </m:rPr>
+          <m:t>(</m:t>
+        </m:r>
+        <m:r>
+          <m:t>D</m:t>
+        </m:r>
+        <m:r>
+          <m:rPr>
+            <m:sty m:val="p"/>
+          </m:rPr>
+          <m:t>)</m:t>
+        </m:r>
+        <m:r>
+          <m:rPr>
+            <m:sty m:val="p"/>
+          </m:rPr>
+          <m:t>=</m:t>
+        </m:r>
+        <m:r>
+          <m:rPr>
+            <m:sty m:val="p"/>
+          </m:rPr>
+          <m:t>−</m:t>
+        </m:r>
+        <m:r>
+          <m:t>4</m:t>
+        </m:r>
+      </m:oMath>
+      <w:r>
+        <w:t xml:space="preserve">. Compute</w:t>
+      </w:r>
+      <w:r>
+        <w:t xml:space="preserve"> </w:t>
+      </w:r>
+      <m:oMath>
+        <m:r>
+          <m:rPr>
+            <m:sty m:val="p"/>
+          </m:rPr>
+          <m:t>det</m:t>
+        </m:r>
+        <m:r>
+          <m:rPr>
+            <m:sty m:val="p"/>
+          </m:rPr>
+          <m:t>(</m:t>
+        </m:r>
+        <m:sSup>
           <m:e>
             <m:r>
               <m:t>D</m:t>
             </m:r>
           </m:e>
-        </m:d>
-        <m:r>
-          <m:rPr>
-            <m:sty m:val="p"/>
-          </m:rPr>
-          <m:t>=</m:t>
-        </m:r>
-        <m:r>
-          <m:rPr>
-            <m:sty m:val="p"/>
-          </m:rPr>
-          <m:t>−</m:t>
-        </m:r>
-        <m:r>
-          <m:t>4</m:t>
-        </m:r>
-      </m:oMath>
-      <w:r>
-        <w:t xml:space="preserve">. Compute</w:t>
-      </w:r>
-      <w:r>
-        <w:t xml:space="preserve"> </w:t>
-      </w:r>
-      <m:oMath>
-        <m:r>
-          <m:rPr>
-            <m:sty m:val="p"/>
-          </m:rPr>
-          <m:t>det</m:t>
-        </m:r>
-        <m:d>
-          <m:dPr>
-            <m:begChr m:val="("/>
-            <m:sepChr m:val=""/>
-            <m:endChr m:val=")"/>
-            <m:grow/>
-          </m:dPr>
-          <m:e>
-            <m:sSup>
-              <m:e>
-                <m:r>
-                  <m:t>D</m:t>
-                </m:r>
-              </m:e>
-              <m:sup>
-                <m:r>
-                  <m:rPr>
-                    <m:sty m:val="p"/>
-                  </m:rPr>
-                  <m:t>−</m:t>
-                </m:r>
-                <m:r>
-                  <m:t>1</m:t>
-                </m:r>
-              </m:sup>
-            </m:sSup>
-          </m:e>
-        </m:d>
+          <m:sup>
+            <m:r>
+              <m:rPr>
+                <m:sty m:val="p"/>
+              </m:rPr>
+              <m:t>−</m:t>
+            </m:r>
+            <m:r>
+              <m:t>1</m:t>
+            </m:r>
+          </m:sup>
+        </m:sSup>
+        <m:r>
+          <m:rPr>
+            <m:sty m:val="p"/>
+          </m:rPr>
+          <m:t>)</m:t>
+        </m:r>
       </m:oMath>
       <w:r>
         <w:t xml:space="preserve">.</w:t>
@@ -2719,64 +2731,68 @@
           </m:rPr>
           <m:t>det</m:t>
         </m:r>
-        <m:d>
-          <m:dPr>
-            <m:begChr m:val="("/>
-            <m:sepChr m:val=""/>
-            <m:endChr m:val=")"/>
-            <m:grow/>
-          </m:dPr>
+        <m:r>
+          <m:rPr>
+            <m:sty m:val="p"/>
+          </m:rPr>
+          <m:t>(</m:t>
+        </m:r>
+        <m:r>
+          <m:t>E</m:t>
+        </m:r>
+        <m:r>
+          <m:rPr>
+            <m:sty m:val="p"/>
+          </m:rPr>
+          <m:t>)</m:t>
+        </m:r>
+        <m:r>
+          <m:rPr>
+            <m:sty m:val="p"/>
+          </m:rPr>
+          <m:t>=</m:t>
+        </m:r>
+        <m:r>
+          <m:t>9</m:t>
+        </m:r>
+      </m:oMath>
+      <w:r>
+        <w:t xml:space="preserve">, compute</w:t>
+      </w:r>
+      <w:r>
+        <w:t xml:space="preserve"> </w:t>
+      </w:r>
+      <m:oMath>
+        <m:r>
+          <m:rPr>
+            <m:sty m:val="p"/>
+          </m:rPr>
+          <m:t>det</m:t>
+        </m:r>
+        <m:r>
+          <m:rPr>
+            <m:sty m:val="p"/>
+          </m:rPr>
+          <m:t>(</m:t>
+        </m:r>
+        <m:sSup>
           <m:e>
             <m:r>
               <m:t>E</m:t>
             </m:r>
           </m:e>
-        </m:d>
-        <m:r>
-          <m:rPr>
-            <m:sty m:val="p"/>
-          </m:rPr>
-          <m:t>=</m:t>
-        </m:r>
-        <m:r>
-          <m:t>9</m:t>
-        </m:r>
-      </m:oMath>
-      <w:r>
-        <w:t xml:space="preserve">, compute</w:t>
-      </w:r>
-      <w:r>
-        <w:t xml:space="preserve"> </w:t>
-      </w:r>
-      <m:oMath>
-        <m:r>
-          <m:rPr>
-            <m:sty m:val="p"/>
-          </m:rPr>
-          <m:t>det</m:t>
-        </m:r>
-        <m:d>
-          <m:dPr>
-            <m:begChr m:val="("/>
-            <m:sepChr m:val=""/>
-            <m:endChr m:val=")"/>
-            <m:grow/>
-          </m:dPr>
-          <m:e>
-            <m:sSup>
-              <m:e>
-                <m:r>
-                  <m:t>E</m:t>
-                </m:r>
-              </m:e>
-              <m:sup>
-                <m:r>
-                  <m:t>T</m:t>
-                </m:r>
-              </m:sup>
-            </m:sSup>
-          </m:e>
-        </m:d>
+          <m:sup>
+            <m:r>
+              <m:t>T</m:t>
+            </m:r>
+          </m:sup>
+        </m:sSup>
+        <m:r>
+          <m:rPr>
+            <m:sty m:val="p"/>
+          </m:rPr>
+          <m:t>)</m:t>
+        </m:r>
       </m:oMath>
       <w:r>
         <w:t xml:space="preserve">.</w:t>
@@ -2888,19 +2904,21 @@
           </m:rPr>
           <m:t>det</m:t>
         </m:r>
-        <m:d>
-          <m:dPr>
-            <m:begChr m:val="("/>
-            <m:sepChr m:val=""/>
-            <m:endChr m:val=")"/>
-            <m:grow/>
-          </m:dPr>
-          <m:e>
-            <m:r>
-              <m:t>A</m:t>
-            </m:r>
-          </m:e>
-        </m:d>
+        <m:r>
+          <m:rPr>
+            <m:sty m:val="p"/>
+          </m:rPr>
+          <m:t>(</m:t>
+        </m:r>
+        <m:r>
+          <m:t>A</m:t>
+        </m:r>
+        <m:r>
+          <m:rPr>
+            <m:sty m:val="p"/>
+          </m:rPr>
+          <m:t>)</m:t>
+        </m:r>
         <m:r>
           <m:rPr>
             <m:sty m:val="p"/>
@@ -2924,19 +2942,21 @@
           </m:rPr>
           <m:t>det</m:t>
         </m:r>
-        <m:d>
-          <m:dPr>
-            <m:begChr m:val="("/>
-            <m:sepChr m:val=""/>
-            <m:endChr m:val=")"/>
-            <m:grow/>
-          </m:dPr>
-          <m:e>
-            <m:r>
-              <m:t>G</m:t>
-            </m:r>
-          </m:e>
-        </m:d>
+        <m:r>
+          <m:rPr>
+            <m:sty m:val="p"/>
+          </m:rPr>
+          <m:t>(</m:t>
+        </m:r>
+        <m:r>
+          <m:t>G</m:t>
+        </m:r>
+        <m:r>
+          <m:rPr>
+            <m:sty m:val="p"/>
+          </m:rPr>
+          <m:t>)</m:t>
+        </m:r>
       </m:oMath>
       <w:r>
         <w:t xml:space="preserve">.</w:t>
@@ -2967,19 +2987,21 @@
           </m:rPr>
           <m:t>det</m:t>
         </m:r>
-        <m:d>
-          <m:dPr>
-            <m:begChr m:val="("/>
-            <m:sepChr m:val=""/>
-            <m:endChr m:val=")"/>
-            <m:grow/>
-          </m:dPr>
-          <m:e>
-            <m:r>
-              <m:t>K</m:t>
-            </m:r>
-          </m:e>
-        </m:d>
+        <m:r>
+          <m:rPr>
+            <m:sty m:val="p"/>
+          </m:rPr>
+          <m:t>(</m:t>
+        </m:r>
+        <m:r>
+          <m:t>K</m:t>
+        </m:r>
+        <m:r>
+          <m:rPr>
+            <m:sty m:val="p"/>
+          </m:rPr>
+          <m:t>)</m:t>
+        </m:r>
         <m:r>
           <m:rPr>
             <m:sty m:val="p"/>
@@ -3059,19 +3081,21 @@
           </m:rPr>
           <m:t>det</m:t>
         </m:r>
-        <m:d>
-          <m:dPr>
-            <m:begChr m:val="("/>
-            <m:sepChr m:val=""/>
-            <m:endChr m:val=")"/>
-            <m:grow/>
-          </m:dPr>
-          <m:e>
-            <m:r>
-              <m:t>M</m:t>
-            </m:r>
-          </m:e>
-        </m:d>
+        <m:r>
+          <m:rPr>
+            <m:sty m:val="p"/>
+          </m:rPr>
+          <m:t>(</m:t>
+        </m:r>
+        <m:r>
+          <m:t>M</m:t>
+        </m:r>
+        <m:r>
+          <m:rPr>
+            <m:sty m:val="p"/>
+          </m:rPr>
+          <m:t>)</m:t>
+        </m:r>
         <m:r>
           <m:rPr>
             <m:sty m:val="p"/>
@@ -3095,25 +3119,27 @@
           </m:rPr>
           <m:t>det</m:t>
         </m:r>
-        <m:d>
-          <m:dPr>
-            <m:begChr m:val="("/>
-            <m:sepChr m:val=""/>
-            <m:endChr m:val=")"/>
-            <m:grow/>
-          </m:dPr>
-          <m:e>
-            <m:r>
-              <m:rPr>
-                <m:sty m:val="p"/>
-              </m:rPr>
-              <m:t>−</m:t>
-            </m:r>
-            <m:r>
-              <m:t>M</m:t>
-            </m:r>
-          </m:e>
-        </m:d>
+        <m:r>
+          <m:rPr>
+            <m:sty m:val="p"/>
+          </m:rPr>
+          <m:t>(</m:t>
+        </m:r>
+        <m:r>
+          <m:rPr>
+            <m:sty m:val="p"/>
+          </m:rPr>
+          <m:t>−</m:t>
+        </m:r>
+        <m:r>
+          <m:t>M</m:t>
+        </m:r>
+        <m:r>
+          <m:rPr>
+            <m:sty m:val="p"/>
+          </m:rPr>
+          <m:t>)</m:t>
+        </m:r>
       </m:oMath>
       <w:r>
         <w:t xml:space="preserve">.</w:t>
@@ -3136,90 +3162,94 @@
           </m:rPr>
           <m:t>det</m:t>
         </m:r>
-        <m:d>
-          <m:dPr>
-            <m:begChr m:val="("/>
-            <m:sepChr m:val=""/>
-            <m:endChr m:val=")"/>
-            <m:grow/>
-          </m:dPr>
+        <m:r>
+          <m:rPr>
+            <m:sty m:val="p"/>
+          </m:rPr>
+          <m:t>(</m:t>
+        </m:r>
+        <m:r>
+          <m:t>N</m:t>
+        </m:r>
+        <m:r>
+          <m:rPr>
+            <m:sty m:val="p"/>
+          </m:rPr>
+          <m:t>)</m:t>
+        </m:r>
+        <m:r>
+          <m:rPr>
+            <m:sty m:val="p"/>
+          </m:rPr>
+          <m:t>=</m:t>
+        </m:r>
+        <m:r>
+          <m:t>7</m:t>
+        </m:r>
+      </m:oMath>
+      <w:r>
+        <w:t xml:space="preserve"> </w:t>
+      </w:r>
+      <w:r>
+        <w:t xml:space="preserve">for a</w:t>
+      </w:r>
+      <w:r>
+        <w:t xml:space="preserve"> </w:t>
+      </w:r>
+      <m:oMath>
+        <m:r>
+          <m:t>3</m:t>
+        </m:r>
+        <m:r>
+          <m:rPr>
+            <m:sty m:val="p"/>
+          </m:rPr>
+          <m:t>×</m:t>
+        </m:r>
+        <m:r>
+          <m:t>3</m:t>
+        </m:r>
+      </m:oMath>
+      <w:r>
+        <w:t xml:space="preserve"> </w:t>
+      </w:r>
+      <w:r>
+        <w:t xml:space="preserve">matrix, compute</w:t>
+      </w:r>
+      <w:r>
+        <w:t xml:space="preserve"> </w:t>
+      </w:r>
+      <m:oMath>
+        <m:r>
+          <m:rPr>
+            <m:sty m:val="p"/>
+          </m:rPr>
+          <m:t>det</m:t>
+        </m:r>
+        <m:r>
+          <m:rPr>
+            <m:sty m:val="p"/>
+          </m:rPr>
+          <m:t>(</m:t>
+        </m:r>
+        <m:sSup>
           <m:e>
             <m:r>
               <m:t>N</m:t>
             </m:r>
           </m:e>
-        </m:d>
-        <m:r>
-          <m:rPr>
-            <m:sty m:val="p"/>
-          </m:rPr>
-          <m:t>=</m:t>
-        </m:r>
-        <m:r>
-          <m:t>7</m:t>
-        </m:r>
-      </m:oMath>
-      <w:r>
-        <w:t xml:space="preserve"> </w:t>
-      </w:r>
-      <w:r>
-        <w:t xml:space="preserve">for a</w:t>
-      </w:r>
-      <w:r>
-        <w:t xml:space="preserve"> </w:t>
-      </w:r>
-      <m:oMath>
-        <m:r>
-          <m:t>3</m:t>
-        </m:r>
-        <m:r>
-          <m:rPr>
-            <m:sty m:val="p"/>
-          </m:rPr>
-          <m:t>×</m:t>
-        </m:r>
-        <m:r>
-          <m:t>3</m:t>
-        </m:r>
-      </m:oMath>
-      <w:r>
-        <w:t xml:space="preserve"> </w:t>
-      </w:r>
-      <w:r>
-        <w:t xml:space="preserve">matrix, compute</w:t>
-      </w:r>
-      <w:r>
-        <w:t xml:space="preserve"> </w:t>
-      </w:r>
-      <m:oMath>
-        <m:r>
-          <m:rPr>
-            <m:sty m:val="p"/>
-          </m:rPr>
-          <m:t>det</m:t>
-        </m:r>
-        <m:d>
-          <m:dPr>
-            <m:begChr m:val="("/>
-            <m:sepChr m:val=""/>
-            <m:endChr m:val=")"/>
-            <m:grow/>
-          </m:dPr>
-          <m:e>
-            <m:sSup>
-              <m:e>
-                <m:r>
-                  <m:t>N</m:t>
-                </m:r>
-              </m:e>
-              <m:sup>
-                <m:r>
-                  <m:t>2</m:t>
-                </m:r>
-              </m:sup>
-            </m:sSup>
-          </m:e>
-        </m:d>
+          <m:sup>
+            <m:r>
+              <m:t>2</m:t>
+            </m:r>
+          </m:sup>
+        </m:sSup>
+        <m:r>
+          <m:rPr>
+            <m:sty m:val="p"/>
+          </m:rPr>
+          <m:t>)</m:t>
+        </m:r>
       </m:oMath>
       <w:r>
         <w:t xml:space="preserve">.</w:t>
@@ -3324,19 +3354,21 @@
           </m:rPr>
           <m:t>det</m:t>
         </m:r>
-        <m:d>
-          <m:dPr>
-            <m:begChr m:val="("/>
-            <m:sepChr m:val=""/>
-            <m:endChr m:val=")"/>
-            <m:grow/>
-          </m:dPr>
-          <m:e>
-            <m:r>
-              <m:t>A</m:t>
-            </m:r>
-          </m:e>
-        </m:d>
+        <m:r>
+          <m:rPr>
+            <m:sty m:val="p"/>
+          </m:rPr>
+          <m:t>(</m:t>
+        </m:r>
+        <m:r>
+          <m:t>A</m:t>
+        </m:r>
+        <m:r>
+          <m:rPr>
+            <m:sty m:val="p"/>
+          </m:rPr>
+          <m:t>)</m:t>
+        </m:r>
         <m:r>
           <m:rPr>
             <m:sty m:val="p"/>
@@ -3360,19 +3392,21 @@
           </m:rPr>
           <m:t>det</m:t>
         </m:r>
-        <m:d>
-          <m:dPr>
-            <m:begChr m:val="("/>
-            <m:sepChr m:val=""/>
-            <m:endChr m:val=")"/>
-            <m:grow/>
-          </m:dPr>
-          <m:e>
-            <m:r>
-              <m:t>B</m:t>
-            </m:r>
-          </m:e>
-        </m:d>
+        <m:r>
+          <m:rPr>
+            <m:sty m:val="p"/>
+          </m:rPr>
+          <m:t>(</m:t>
+        </m:r>
+        <m:r>
+          <m:t>B</m:t>
+        </m:r>
+        <m:r>
+          <m:rPr>
+            <m:sty m:val="p"/>
+          </m:rPr>
+          <m:t>)</m:t>
+        </m:r>
         <m:r>
           <m:rPr>
             <m:sty m:val="p"/>
@@ -3402,19 +3436,21 @@
           </m:rPr>
           <m:t>det</m:t>
         </m:r>
-        <m:d>
-          <m:dPr>
-            <m:begChr m:val="("/>
-            <m:sepChr m:val=""/>
-            <m:endChr m:val=")"/>
-            <m:grow/>
-          </m:dPr>
-          <m:e>
-            <m:r>
-              <m:t>P</m:t>
-            </m:r>
-          </m:e>
-        </m:d>
+        <m:r>
+          <m:rPr>
+            <m:sty m:val="p"/>
+          </m:rPr>
+          <m:t>(</m:t>
+        </m:r>
+        <m:r>
+          <m:t>P</m:t>
+        </m:r>
+        <m:r>
+          <m:rPr>
+            <m:sty m:val="p"/>
+          </m:rPr>
+          <m:t>)</m:t>
+        </m:r>
       </m:oMath>
       <w:r>
         <w:t xml:space="preserve">.</w:t>
@@ -3439,7 +3475,7 @@
       <w:pPr>
         <w:pStyle w:val="FirstParagraph"/>
       </w:pPr>
-      <w:hyperlink r:id="rId25">
+      <w:hyperlink r:id="rId14">
         <w:r>
           <w:rPr>
             <w:rStyle w:val="Hyperlink"/>
@@ -3455,8 +3491,8 @@
         </w:pict>
       </w:r>
     </w:p>
-    <w:bookmarkEnd w:id="26"/>
-    <w:bookmarkStart w:id="28" w:name="version-history-and-licensing"/>
+    <w:bookmarkEnd w:id="15"/>
+    <w:bookmarkStart w:id="17" w:name="version-history-and-licensing"/>
     <w:p>
       <w:pPr>
         <w:pStyle w:val="Heading2"/>
@@ -3477,7 +3513,7 @@
       <w:pPr>
         <w:pStyle w:val="BodyText"/>
       </w:pPr>
-      <w:hyperlink r:id="rId27">
+      <w:hyperlink r:id="rId16">
         <w:r>
           <w:rPr>
             <w:rStyle w:val="Hyperlink"/>
@@ -3486,7 +3522,7 @@
         </w:r>
       </w:hyperlink>
     </w:p>
-    <w:bookmarkEnd w:id="28"/>
+    <w:bookmarkEnd w:id="17"/>
     <w:sectPr>
       <w:pgSz w:h="15840" w:w="12240"/>
       <w:pgMar w:bottom="1440" w:footer="720" w:gutter="0" w:header="720" w:left="1440" w:right="1440" w:top="1440"/>
